--- a/Email-ISIT-Meeting-Notes-2026-10-01.docx
+++ b/Email-ISIT-Meeting-Notes-2026-10-01.docx
@@ -1452,7 +1452,7 @@
           <w:sz w:val="22"/>
           <w:szCs w:val="22"/>
         </w:rPr>
-        <w:t xml:space="preserve">2. For the Lovable feasibility, which of SACRED's five parts is in scope? The one-page sets them out. The rig-side tools run offline on rig laptops and the flows and SharePoint stay in the tenancy, so the proposal is presumably the dashboard pages.</w:t>
+        <w:t xml:space="preserve">2. For the Lovable feasibility, which of SACRED's five parts is in scope? The one-page sets them out. The rig-side tools are in service on fourteen rigs and the flows and SharePoint stay in the tenancy, so the proposal is presumably the dashboard pages.</w:t>
       </w:r>
     </w:p>
     <w:p>
